--- a/klagomål/A 47858-2025 FSC-klagomål.docx
+++ b/klagomål/A 47858-2025 FSC-klagomål.docx
@@ -719,7 +719,7 @@
     <w:r>
       <w:tab/>
       <w:tab/>
-      <w:t>2026-09-14</w:t>
+      <w:t>2026-09-15</w:t>
       <w:br/>
       <w:br/>
     </w:r>

--- a/klagomål/A 47858-2025 FSC-klagomål.docx
+++ b/klagomål/A 47858-2025 FSC-klagomål.docx
@@ -719,7 +719,7 @@
     <w:r>
       <w:tab/>
       <w:tab/>
-      <w:t>2026-09-15</w:t>
+      <w:t>2026-09-16</w:t>
       <w:br/>
       <w:br/>
     </w:r>

--- a/klagomål/A 47858-2025 FSC-klagomål.docx
+++ b/klagomål/A 47858-2025 FSC-klagomål.docx
@@ -719,7 +719,7 @@
     <w:r>
       <w:tab/>
       <w:tab/>
-      <w:t>2026-09-16</w:t>
+      <w:t>2026-09-17</w:t>
       <w:br/>
       <w:br/>
     </w:r>

--- a/klagomål/A 47858-2025 FSC-klagomål.docx
+++ b/klagomål/A 47858-2025 FSC-klagomål.docx
@@ -719,7 +719,7 @@
     <w:r>
       <w:tab/>
       <w:tab/>
-      <w:t>2026-09-17</w:t>
+      <w:t>2026-09-18</w:t>
       <w:br/>
       <w:br/>
     </w:r>

--- a/klagomål/A 47858-2025 FSC-klagomål.docx
+++ b/klagomål/A 47858-2025 FSC-klagomål.docx
@@ -719,7 +719,7 @@
     <w:r>
       <w:tab/>
       <w:tab/>
-      <w:t>2026-09-18</w:t>
+      <w:t>2026-09-19</w:t>
       <w:br/>
       <w:br/>
     </w:r>

--- a/klagomål/A 47858-2025 FSC-klagomål.docx
+++ b/klagomål/A 47858-2025 FSC-klagomål.docx
@@ -719,7 +719,7 @@
     <w:r>
       <w:tab/>
       <w:tab/>
-      <w:t>2026-09-19</w:t>
+      <w:t>2026-09-21</w:t>
       <w:br/>
       <w:br/>
     </w:r>

--- a/klagomål/A 47858-2025 FSC-klagomål.docx
+++ b/klagomål/A 47858-2025 FSC-klagomål.docx
@@ -719,7 +719,7 @@
     <w:r>
       <w:tab/>
       <w:tab/>
-      <w:t>2026-09-21</w:t>
+      <w:t>2026-09-23</w:t>
       <w:br/>
       <w:br/>
     </w:r>

--- a/klagomål/A 47858-2025 FSC-klagomål.docx
+++ b/klagomål/A 47858-2025 FSC-klagomål.docx
@@ -719,7 +719,7 @@
     <w:r>
       <w:tab/>
       <w:tab/>
-      <w:t>2026-09-23</w:t>
+      <w:t>2026-09-24</w:t>
       <w:br/>
       <w:br/>
     </w:r>

--- a/klagomål/A 47858-2025 FSC-klagomål.docx
+++ b/klagomål/A 47858-2025 FSC-klagomål.docx
@@ -719,7 +719,7 @@
     <w:r>
       <w:tab/>
       <w:tab/>
-      <w:t>2026-09-24</w:t>
+      <w:t>2026-09-25</w:t>
       <w:br/>
       <w:br/>
     </w:r>

--- a/klagomål/A 47858-2025 FSC-klagomål.docx
+++ b/klagomål/A 47858-2025 FSC-klagomål.docx
@@ -216,12 +216,12 @@
         <w:spacing w:after="240"/>
       </w:pPr>
       <w:r>
-        <w:t>Figur 1. Fyndplatser för naturvårdsarter i avverkningsanmälan. Markörer utan svart kant är placerade på fyndplatsen. Markörer med svart kant är placerade vid sidan av fyndplatsen och har ett svart streck som visar fyndplatsens exakta position. Kartans mittpunktskoordinat är N 6966103, E 413891 i SWEREF 99 TM.</w:t>
+        <w:t>Figur 1. Fyndplatser för naturvårdsarter i och inom 11 meter från avverkningsanmälan. Markörer utan svart kant är placerade på fyndplatsen. Markörer med svart kant är placerade vid sidan av fyndplatsen och har ett svart streck som visar fyndplatsens exakta position. Kartans mittpunktskoordinat är N 6966103, E 413891 i SWEREF 99 TM.</w:t>
       </w:r>
     </w:p>
     <w:p>
       <w:r>
-        <w:t>I avverkningsanmälan finns fynd av 2 naturvårdsarter, varav 1 är rödlistad, 1 är typisk (T) och 1 är signalart (S): blanksvart spiklav (NT) och stuplav (S, T). Se Figur 1.</w:t>
+        <w:t>I och inom 11 meter från avverkningsanmälan finns fynd av 8 naturvårdsarter, varav 6 är rödlistade, 6 är typiska (T) och 2 är signalarter (S): gräddporing (VU, T), blanksvart spiklav (NT), dvärgbägarlav (NT, T), kolflarnlav (NT, T), vedskivlav (NT, T), vitplätt (NT), stuplav (S, T) och vedticka (S, T). Se Figur 1.</w:t>
       </w:r>
     </w:p>
     <w:p>
@@ -252,10 +252,101 @@
         <w:rPr>
           <w:b/>
         </w:rPr>
+        <w:t>Gräddporing (VU)</w:t>
+      </w:r>
+      <w:r>
+        <w:t xml:space="preserve"> växer nästan enbart i urskogsartad barrskog på gamla, kraftigt murkna, grova och mossbelupna tallågor i något fuktiga och skuggiga lägen. Arten är placerad högst upp i Skogsstyrelsens värdepyramid för bedömning av skog med höga naturvärden och indikerar gamla och relativt orörda tallnaturskogar med höga naturvärden där det under låg tid kontinuerligt funnits inslag av grova tallågor. För att på sikt hejda artens vikande trend behöver merparten av gräddporingens nu kända växtplatser undantas från skogsbruk. Gräddporing är typisk art för </w:t>
+      </w:r>
+      <w:r>
+        <w:rPr>
+          <w:i/>
+        </w:rPr>
+        <w:t>9010 Taiga</w:t>
+      </w:r>
+      <w:r>
+        <w:t xml:space="preserve"> (SLU Artdatabanken, 2024; Nitare &amp; Skogsstyrelsen, 2019).</w:t>
+      </w:r>
+    </w:p>
+    <w:p>
+      <w:r>
+        <w:rPr>
+          <w:b/>
+        </w:rPr>
         <w:t>Blanksvart spiklav (NT)</w:t>
       </w:r>
       <w:r>
         <w:t xml:space="preserve"> förekommer på torr, hård, gammal kärnved men även på äldre ytved av tall i naturskogsartade bestånd med begränsad brandpåverkan och ostörd hydrologi. Skogsbruksåtgärder på eller i närheten av lokaler med blanksvart spiklav utgör ett hot. Naturskogsartade öppna tall- och barrblandskogar med blanksvart spiklav indikerar höga biologiska värden och bör bevaras (SLU Artdatabanken, 2024).</w:t>
+      </w:r>
+    </w:p>
+    <w:p>
+      <w:r>
+        <w:rPr>
+          <w:b/>
+        </w:rPr>
+        <w:t>Dvärgbägarlav (NT)</w:t>
+      </w:r>
+      <w:r>
+        <w:t xml:space="preserve"> förekommer över hela Sverige på gammal hård ved, huvudsakligen på tall men i södra Sverige även på ek. Veden utgörs framförallt av grova stubbar, lågor och grenar. Substratet har blivit sällsyntare och nybildning av substrat sker bara i begränsad omfattning. Arten hotas av att grova lågor blir allt sällsyntare i dagens kulturskogar samt att nybildningen av lämpliga substrat går mycket långsamt. En riklig tillgång på gamla tall- eller eklågor måste säkerställas på artens lokaler. Dvärgbägarlav är typisk art för </w:t>
+      </w:r>
+      <w:r>
+        <w:rPr>
+          <w:i/>
+        </w:rPr>
+        <w:t>9010 Taiga</w:t>
+      </w:r>
+      <w:r>
+        <w:t xml:space="preserve"> (SLU Artdatabanken, 2024; Nitare &amp; Skogsstyrelsen, 2019).</w:t>
+      </w:r>
+    </w:p>
+    <w:p>
+      <w:r>
+        <w:rPr>
+          <w:b/>
+        </w:rPr>
+        <w:t>Kolflarnlav (NT)</w:t>
+      </w:r>
+      <w:r>
+        <w:t xml:space="preserve"> är brandberoende och växer nästan uteslutande på kolad hård kärnved av tall. Etableringen verkar ske först 100–300 år efter brand och nytt substrat nybildas i mycket begränsad omfattning. Avverkning av tallskog av naturskogskaraktär med spår av återkommande bränder är ett hot och mängden lämplig ved att växa på för arten minskar dels på grund av naturlig nedbrytning men framförallt på grund av att det förstörs i samband med slutavverkningar, gallringar och markberedning. Såväl kolflarnlav som mörk kolflarnlav har glänsande bålfjäll och förekommer främst i tall- och blandbarrskogar av naturskogskaraktär med spår av återkommande bränder. Skogar som dessa hyser höga biologiska värden och bör skyddas. Kolflarnlav är typisk art för </w:t>
+      </w:r>
+      <w:r>
+        <w:rPr>
+          <w:i/>
+        </w:rPr>
+        <w:t>9010 Taiga</w:t>
+      </w:r>
+      <w:r>
+        <w:t xml:space="preserve"> (SLU Artdatabanken, 2024).</w:t>
+      </w:r>
+    </w:p>
+    <w:p>
+      <w:r>
+        <w:rPr>
+          <w:b/>
+        </w:rPr>
+        <w:t>Vedskivlav (NT)</w:t>
+      </w:r>
+      <w:r>
+        <w:t xml:space="preserve"> växer på gammal, torr, exponerad, hård kärnved av framförallt tall i naturskogsartade bestånd. Avverkning av tallskog av naturskogskaraktär med spår av återkommande bränder är ett hot. Mängden lämplig ved att växa på för vedskivlav minskar, dels på grund av naturlig nedbrytning men framförallt på grund av att de förstörs i samband med slutavverkningar, gallringar och markberedning. Tall- och blandbarrskogar av naturskogskaraktär med spår av återkommande bränder bör skyddas. Vedskivlav är typisk art för </w:t>
+      </w:r>
+      <w:r>
+        <w:rPr>
+          <w:i/>
+        </w:rPr>
+        <w:t>9010 Taiga</w:t>
+      </w:r>
+      <w:r>
+        <w:t xml:space="preserve"> (SLU Artdatabanken, 2024).</w:t>
+      </w:r>
+    </w:p>
+    <w:p>
+      <w:r>
+        <w:rPr>
+          <w:b/>
+        </w:rPr>
+        <w:t>Vitplätt (NT)</w:t>
+      </w:r>
+      <w:r>
+        <w:t xml:space="preserve"> är en nedbrytare av död, hård och torr tallved och orsakar brunröta. Den förekommer mest i äldre, naturskogsliknande tallskog eller blandskog med äldre tall. Arten hotas av avverkning av gammal, senvuxen tall. I södra Sverige råder brist på lämpliga habitat och arten kan inte längre sprida sig utanför sina få kända växtplatser. Lokaler med gammal tall bör undantas från skogsbruk, i synnerhet i södra Sverige (SLU Artdatabanken, 2024).</w:t>
       </w:r>
     </w:p>
     <w:p>
@@ -312,6 +403,26 @@
       </w:r>
       <w:r>
         <w:t xml:space="preserve"> (SLU Artdatabanken, 2026; Nitare &amp; Skogsstyrelsen, 2019).</w:t>
+      </w:r>
+    </w:p>
+    <w:p>
+      <w:r>
+        <w:rPr>
+          <w:b/>
+        </w:rPr>
+        <w:t xml:space="preserve">Vedticka </w:t>
+      </w:r>
+      <w:r>
+        <w:t xml:space="preserve">är en bra signalart söder om den naturliga norrlandsgränsen. Den är huvudsakligen knuten till äldre barrskogar där det föreligger långvarig kontinuitet av död barrved. Vedticka är typisk art för </w:t>
+      </w:r>
+      <w:r>
+        <w:rPr>
+          <w:i/>
+        </w:rPr>
+        <w:t xml:space="preserve">9010 Taiga </w:t>
+      </w:r>
+      <w:r>
+        <w:t>(Nitare &amp; Skogsstyrelsen, 2019; SLU Artdatabanken, 2025).</w:t>
       </w:r>
     </w:p>
     <w:p>
@@ -404,7 +515,7 @@
         <w:rPr>
           <w:i/>
         </w:rPr>
-        <w:t>I det avverkningsanmälda skogsområdet har 2 naturvårdsarter varav 1 rödlistade arter sina livsmiljöer och växtplatser.</w:t>
+        <w:t>I det avverkningsanmälda skogsområdet har 8 naturvårdsarter varav 6 rödlistade arter sina livsmiljöer och växtplatser.</w:t>
       </w:r>
     </w:p>
     <w:p>
@@ -719,7 +830,7 @@
     <w:r>
       <w:tab/>
       <w:tab/>
-      <w:t>2026-09-25</w:t>
+      <w:t>2026-09-26</w:t>
       <w:br/>
       <w:br/>
     </w:r>

--- a/klagomål/A 47858-2025 FSC-klagomål.docx
+++ b/klagomål/A 47858-2025 FSC-klagomål.docx
@@ -830,7 +830,7 @@
     <w:r>
       <w:tab/>
       <w:tab/>
-      <w:t>2026-09-26</w:t>
+      <w:t>2026-09-27</w:t>
       <w:br/>
       <w:br/>
     </w:r>

--- a/klagomål/A 47858-2025 FSC-klagomål.docx
+++ b/klagomål/A 47858-2025 FSC-klagomål.docx
@@ -830,7 +830,7 @@
     <w:r>
       <w:tab/>
       <w:tab/>
-      <w:t>2026-09-27</w:t>
+      <w:t>2026-09-28</w:t>
       <w:br/>
       <w:br/>
     </w:r>

--- a/klagomål/A 47858-2025 FSC-klagomål.docx
+++ b/klagomål/A 47858-2025 FSC-klagomål.docx
@@ -830,7 +830,7 @@
     <w:r>
       <w:tab/>
       <w:tab/>
-      <w:t>2026-09-28</w:t>
+      <w:t>2026-09-29</w:t>
       <w:br/>
       <w:br/>
     </w:r>

--- a/klagomål/A 47858-2025 FSC-klagomål.docx
+++ b/klagomål/A 47858-2025 FSC-klagomål.docx
@@ -216,12 +216,12 @@
         <w:spacing w:after="240"/>
       </w:pPr>
       <w:r>
-        <w:t>Figur 1. Fyndplatser för naturvårdsarter i och inom 11 meter från avverkningsanmälan. Markörer utan svart kant är placerade på fyndplatsen. Markörer med svart kant är placerade vid sidan av fyndplatsen och har ett svart streck som visar fyndplatsens exakta position. Kartans mittpunktskoordinat är N 6966103, E 413891 i SWEREF 99 TM.</w:t>
+        <w:t>Figur 1. Fyndplatser för naturvårdsarter i avverkningsanmälan. Markörer utan svart kant är placerade på fyndplatsen. Markörer med svart kant är placerade vid sidan av fyndplatsen och har ett svart streck som visar fyndplatsens exakta position. Kartans mittpunktskoordinat är N 6966103, E 413891 i SWEREF 99 TM.</w:t>
       </w:r>
     </w:p>
     <w:p>
       <w:r>
-        <w:t>I och inom 11 meter från avverkningsanmälan finns fynd av 8 naturvårdsarter, varav 6 är rödlistade, 6 är typiska (T) och 2 är signalarter (S): gräddporing (VU, T), blanksvart spiklav (NT), dvärgbägarlav (NT, T), kolflarnlav (NT, T), vedskivlav (NT, T), vitplätt (NT), stuplav (S, T) och vedticka (S, T). Se Figur 1.</w:t>
+        <w:t>I avverkningsanmälan finns fynd av 2 naturvårdsarter, varav 1 är rödlistad, 1 är typisk (T) och 1 är signalart (S): blanksvart spiklav (NT) och stuplav (S, T). Se Figur 1.</w:t>
       </w:r>
     </w:p>
     <w:p>
@@ -252,101 +252,10 @@
         <w:rPr>
           <w:b/>
         </w:rPr>
-        <w:t>Gräddporing (VU)</w:t>
-      </w:r>
-      <w:r>
-        <w:t xml:space="preserve"> växer nästan enbart i urskogsartad barrskog på gamla, kraftigt murkna, grova och mossbelupna tallågor i något fuktiga och skuggiga lägen. Arten är placerad högst upp i Skogsstyrelsens värdepyramid för bedömning av skog med höga naturvärden och indikerar gamla och relativt orörda tallnaturskogar med höga naturvärden där det under låg tid kontinuerligt funnits inslag av grova tallågor. För att på sikt hejda artens vikande trend behöver merparten av gräddporingens nu kända växtplatser undantas från skogsbruk. Gräddporing är typisk art för </w:t>
-      </w:r>
-      <w:r>
-        <w:rPr>
-          <w:i/>
-        </w:rPr>
-        <w:t>9010 Taiga</w:t>
-      </w:r>
-      <w:r>
-        <w:t xml:space="preserve"> (SLU Artdatabanken, 2024; Nitare &amp; Skogsstyrelsen, 2019).</w:t>
-      </w:r>
-    </w:p>
-    <w:p>
-      <w:r>
-        <w:rPr>
-          <w:b/>
-        </w:rPr>
         <w:t>Blanksvart spiklav (NT)</w:t>
       </w:r>
       <w:r>
         <w:t xml:space="preserve"> förekommer på torr, hård, gammal kärnved men även på äldre ytved av tall i naturskogsartade bestånd med begränsad brandpåverkan och ostörd hydrologi. Skogsbruksåtgärder på eller i närheten av lokaler med blanksvart spiklav utgör ett hot. Naturskogsartade öppna tall- och barrblandskogar med blanksvart spiklav indikerar höga biologiska värden och bör bevaras (SLU Artdatabanken, 2024).</w:t>
-      </w:r>
-    </w:p>
-    <w:p>
-      <w:r>
-        <w:rPr>
-          <w:b/>
-        </w:rPr>
-        <w:t>Dvärgbägarlav (NT)</w:t>
-      </w:r>
-      <w:r>
-        <w:t xml:space="preserve"> förekommer över hela Sverige på gammal hård ved, huvudsakligen på tall men i södra Sverige även på ek. Veden utgörs framförallt av grova stubbar, lågor och grenar. Substratet har blivit sällsyntare och nybildning av substrat sker bara i begränsad omfattning. Arten hotas av att grova lågor blir allt sällsyntare i dagens kulturskogar samt att nybildningen av lämpliga substrat går mycket långsamt. En riklig tillgång på gamla tall- eller eklågor måste säkerställas på artens lokaler. Dvärgbägarlav är typisk art för </w:t>
-      </w:r>
-      <w:r>
-        <w:rPr>
-          <w:i/>
-        </w:rPr>
-        <w:t>9010 Taiga</w:t>
-      </w:r>
-      <w:r>
-        <w:t xml:space="preserve"> (SLU Artdatabanken, 2024; Nitare &amp; Skogsstyrelsen, 2019).</w:t>
-      </w:r>
-    </w:p>
-    <w:p>
-      <w:r>
-        <w:rPr>
-          <w:b/>
-        </w:rPr>
-        <w:t>Kolflarnlav (NT)</w:t>
-      </w:r>
-      <w:r>
-        <w:t xml:space="preserve"> är brandberoende och växer nästan uteslutande på kolad hård kärnved av tall. Etableringen verkar ske först 100–300 år efter brand och nytt substrat nybildas i mycket begränsad omfattning. Avverkning av tallskog av naturskogskaraktär med spår av återkommande bränder är ett hot och mängden lämplig ved att växa på för arten minskar dels på grund av naturlig nedbrytning men framförallt på grund av att det förstörs i samband med slutavverkningar, gallringar och markberedning. Såväl kolflarnlav som mörk kolflarnlav har glänsande bålfjäll och förekommer främst i tall- och blandbarrskogar av naturskogskaraktär med spår av återkommande bränder. Skogar som dessa hyser höga biologiska värden och bör skyddas. Kolflarnlav är typisk art för </w:t>
-      </w:r>
-      <w:r>
-        <w:rPr>
-          <w:i/>
-        </w:rPr>
-        <w:t>9010 Taiga</w:t>
-      </w:r>
-      <w:r>
-        <w:t xml:space="preserve"> (SLU Artdatabanken, 2024).</w:t>
-      </w:r>
-    </w:p>
-    <w:p>
-      <w:r>
-        <w:rPr>
-          <w:b/>
-        </w:rPr>
-        <w:t>Vedskivlav (NT)</w:t>
-      </w:r>
-      <w:r>
-        <w:t xml:space="preserve"> växer på gammal, torr, exponerad, hård kärnved av framförallt tall i naturskogsartade bestånd. Avverkning av tallskog av naturskogskaraktär med spår av återkommande bränder är ett hot. Mängden lämplig ved att växa på för vedskivlav minskar, dels på grund av naturlig nedbrytning men framförallt på grund av att de förstörs i samband med slutavverkningar, gallringar och markberedning. Tall- och blandbarrskogar av naturskogskaraktär med spår av återkommande bränder bör skyddas. Vedskivlav är typisk art för </w:t>
-      </w:r>
-      <w:r>
-        <w:rPr>
-          <w:i/>
-        </w:rPr>
-        <w:t>9010 Taiga</w:t>
-      </w:r>
-      <w:r>
-        <w:t xml:space="preserve"> (SLU Artdatabanken, 2024).</w:t>
-      </w:r>
-    </w:p>
-    <w:p>
-      <w:r>
-        <w:rPr>
-          <w:b/>
-        </w:rPr>
-        <w:t>Vitplätt (NT)</w:t>
-      </w:r>
-      <w:r>
-        <w:t xml:space="preserve"> är en nedbrytare av död, hård och torr tallved och orsakar brunröta. Den förekommer mest i äldre, naturskogsliknande tallskog eller blandskog med äldre tall. Arten hotas av avverkning av gammal, senvuxen tall. I södra Sverige råder brist på lämpliga habitat och arten kan inte längre sprida sig utanför sina få kända växtplatser. Lokaler med gammal tall bör undantas från skogsbruk, i synnerhet i södra Sverige (SLU Artdatabanken, 2024).</w:t>
       </w:r>
     </w:p>
     <w:p>
@@ -403,26 +312,6 @@
       </w:r>
       <w:r>
         <w:t xml:space="preserve"> (SLU Artdatabanken, 2026; Nitare &amp; Skogsstyrelsen, 2019).</w:t>
-      </w:r>
-    </w:p>
-    <w:p>
-      <w:r>
-        <w:rPr>
-          <w:b/>
-        </w:rPr>
-        <w:t xml:space="preserve">Vedticka </w:t>
-      </w:r>
-      <w:r>
-        <w:t xml:space="preserve">är en bra signalart söder om den naturliga norrlandsgränsen. Den är huvudsakligen knuten till äldre barrskogar där det föreligger långvarig kontinuitet av död barrved. Vedticka är typisk art för </w:t>
-      </w:r>
-      <w:r>
-        <w:rPr>
-          <w:i/>
-        </w:rPr>
-        <w:t xml:space="preserve">9010 Taiga </w:t>
-      </w:r>
-      <w:r>
-        <w:t>(Nitare &amp; Skogsstyrelsen, 2019; SLU Artdatabanken, 2025).</w:t>
       </w:r>
     </w:p>
     <w:p>
@@ -515,7 +404,7 @@
         <w:rPr>
           <w:i/>
         </w:rPr>
-        <w:t>I det avverkningsanmälda skogsområdet har 8 naturvårdsarter varav 6 rödlistade arter sina livsmiljöer och växtplatser.</w:t>
+        <w:t>I det avverkningsanmälda skogsområdet har 2 naturvårdsarter varav 1 rödlistade arter sina livsmiljöer och växtplatser.</w:t>
       </w:r>
     </w:p>
     <w:p>
@@ -830,7 +719,7 @@
     <w:r>
       <w:tab/>
       <w:tab/>
-      <w:t>2026-09-29</w:t>
+      <w:t>2026-09-30</w:t>
       <w:br/>
       <w:br/>
     </w:r>

--- a/klagomål/A 47858-2025 FSC-klagomål.docx
+++ b/klagomål/A 47858-2025 FSC-klagomål.docx
@@ -216,12 +216,12 @@
         <w:spacing w:after="240"/>
       </w:pPr>
       <w:r>
-        <w:t>Figur 1. Fyndplatser för naturvårdsarter i avverkningsanmälan. Markörer utan svart kant är placerade på fyndplatsen. Markörer med svart kant är placerade vid sidan av fyndplatsen och har ett svart streck som visar fyndplatsens exakta position. Kartans mittpunktskoordinat är N 6966103, E 413891 i SWEREF 99 TM.</w:t>
+        <w:t>Figur 1. Fyndplatser för naturvårdsarter i och inom 11 meter från avverkningsanmälan. Markörer utan svart kant är placerade på fyndplatsen. Markörer med svart kant är placerade vid sidan av fyndplatsen och har ett svart streck som visar fyndplatsens exakta position. Kartans mittpunktskoordinat är N 6966103, E 413891 i SWEREF 99 TM.</w:t>
       </w:r>
     </w:p>
     <w:p>
       <w:r>
-        <w:t>I avverkningsanmälan finns fynd av 2 naturvårdsarter, varav 1 är rödlistad, 1 är typisk (T) och 1 är signalart (S): blanksvart spiklav (NT) och stuplav (S, T). Se Figur 1.</w:t>
+        <w:t>I och inom 11 meter från avverkningsanmälan finns fynd av 8 naturvårdsarter, varav 6 är rödlistade, 6 är typiska (T) och 2 är signalarter (S): gräddporing (VU, T), blanksvart spiklav (NT), dvärgbägarlav (NT, T), kolflarnlav (NT, T), vedskivlav (NT, T), vitplätt (NT), stuplav (S, T) och vedticka (S, T). Se Figur 1.</w:t>
       </w:r>
     </w:p>
     <w:p>
@@ -252,10 +252,101 @@
         <w:rPr>
           <w:b/>
         </w:rPr>
+        <w:t>Gräddporing (VU)</w:t>
+      </w:r>
+      <w:r>
+        <w:t xml:space="preserve"> växer nästan enbart i urskogsartad barrskog på gamla, kraftigt murkna, grova och mossbelupna tallågor i något fuktiga och skuggiga lägen. Arten är placerad högst upp i Skogsstyrelsens värdepyramid för bedömning av skog med höga naturvärden och indikerar gamla och relativt orörda tallnaturskogar med höga naturvärden där det under låg tid kontinuerligt funnits inslag av grova tallågor. För att på sikt hejda artens vikande trend behöver merparten av gräddporingens nu kända växtplatser undantas från skogsbruk. Gräddporing är typisk art för </w:t>
+      </w:r>
+      <w:r>
+        <w:rPr>
+          <w:i/>
+        </w:rPr>
+        <w:t>9010 Taiga</w:t>
+      </w:r>
+      <w:r>
+        <w:t xml:space="preserve"> (SLU Artdatabanken, 2024; Nitare &amp; Skogsstyrelsen, 2019).</w:t>
+      </w:r>
+    </w:p>
+    <w:p>
+      <w:r>
+        <w:rPr>
+          <w:b/>
+        </w:rPr>
         <w:t>Blanksvart spiklav (NT)</w:t>
       </w:r>
       <w:r>
         <w:t xml:space="preserve"> förekommer på torr, hård, gammal kärnved men även på äldre ytved av tall i naturskogsartade bestånd med begränsad brandpåverkan och ostörd hydrologi. Skogsbruksåtgärder på eller i närheten av lokaler med blanksvart spiklav utgör ett hot. Naturskogsartade öppna tall- och barrblandskogar med blanksvart spiklav indikerar höga biologiska värden och bör bevaras (SLU Artdatabanken, 2024).</w:t>
+      </w:r>
+    </w:p>
+    <w:p>
+      <w:r>
+        <w:rPr>
+          <w:b/>
+        </w:rPr>
+        <w:t>Dvärgbägarlav (NT)</w:t>
+      </w:r>
+      <w:r>
+        <w:t xml:space="preserve"> förekommer över hela Sverige på gammal hård ved, huvudsakligen på tall men i södra Sverige även på ek. Veden utgörs framförallt av grova stubbar, lågor och grenar. Substratet har blivit sällsyntare och nybildning av substrat sker bara i begränsad omfattning. Arten hotas av att grova lågor blir allt sällsyntare i dagens kulturskogar samt att nybildningen av lämpliga substrat går mycket långsamt. En riklig tillgång på gamla tall- eller eklågor måste säkerställas på artens lokaler. Dvärgbägarlav är typisk art för </w:t>
+      </w:r>
+      <w:r>
+        <w:rPr>
+          <w:i/>
+        </w:rPr>
+        <w:t>9010 Taiga</w:t>
+      </w:r>
+      <w:r>
+        <w:t xml:space="preserve"> (SLU Artdatabanken, 2024; Nitare &amp; Skogsstyrelsen, 2019).</w:t>
+      </w:r>
+    </w:p>
+    <w:p>
+      <w:r>
+        <w:rPr>
+          <w:b/>
+        </w:rPr>
+        <w:t>Kolflarnlav (NT)</w:t>
+      </w:r>
+      <w:r>
+        <w:t xml:space="preserve"> är brandberoende och växer nästan uteslutande på kolad hård kärnved av tall. Etableringen verkar ske först 100–300 år efter brand och nytt substrat nybildas i mycket begränsad omfattning. Avverkning av tallskog av naturskogskaraktär med spår av återkommande bränder är ett hot och mängden lämplig ved att växa på för arten minskar dels på grund av naturlig nedbrytning men framförallt på grund av att det förstörs i samband med slutavverkningar, gallringar och markberedning. Såväl kolflarnlav som mörk kolflarnlav har glänsande bålfjäll och förekommer främst i tall- och blandbarrskogar av naturskogskaraktär med spår av återkommande bränder. Skogar som dessa hyser höga biologiska värden och bör skyddas. Kolflarnlav är typisk art för </w:t>
+      </w:r>
+      <w:r>
+        <w:rPr>
+          <w:i/>
+        </w:rPr>
+        <w:t>9010 Taiga</w:t>
+      </w:r>
+      <w:r>
+        <w:t xml:space="preserve"> (SLU Artdatabanken, 2024).</w:t>
+      </w:r>
+    </w:p>
+    <w:p>
+      <w:r>
+        <w:rPr>
+          <w:b/>
+        </w:rPr>
+        <w:t>Vedskivlav (NT)</w:t>
+      </w:r>
+      <w:r>
+        <w:t xml:space="preserve"> växer på gammal, torr, exponerad, hård kärnved av framförallt tall i naturskogsartade bestånd. Avverkning av tallskog av naturskogskaraktär med spår av återkommande bränder är ett hot. Mängden lämplig ved att växa på för vedskivlav minskar, dels på grund av naturlig nedbrytning men framförallt på grund av att de förstörs i samband med slutavverkningar, gallringar och markberedning. Tall- och blandbarrskogar av naturskogskaraktär med spår av återkommande bränder bör skyddas. Vedskivlav är typisk art för </w:t>
+      </w:r>
+      <w:r>
+        <w:rPr>
+          <w:i/>
+        </w:rPr>
+        <w:t>9010 Taiga</w:t>
+      </w:r>
+      <w:r>
+        <w:t xml:space="preserve"> (SLU Artdatabanken, 2024).</w:t>
+      </w:r>
+    </w:p>
+    <w:p>
+      <w:r>
+        <w:rPr>
+          <w:b/>
+        </w:rPr>
+        <w:t>Vitplätt (NT)</w:t>
+      </w:r>
+      <w:r>
+        <w:t xml:space="preserve"> är en nedbrytare av död, hård och torr tallved och orsakar brunröta. Den förekommer mest i äldre, naturskogsliknande tallskog eller blandskog med äldre tall. Arten hotas av avverkning av gammal, senvuxen tall. I södra Sverige råder brist på lämpliga habitat och arten kan inte längre sprida sig utanför sina få kända växtplatser. Lokaler med gammal tall bör undantas från skogsbruk, i synnerhet i södra Sverige (SLU Artdatabanken, 2024).</w:t>
       </w:r>
     </w:p>
     <w:p>
@@ -312,6 +403,26 @@
       </w:r>
       <w:r>
         <w:t xml:space="preserve"> (SLU Artdatabanken, 2026; Nitare &amp; Skogsstyrelsen, 2019).</w:t>
+      </w:r>
+    </w:p>
+    <w:p>
+      <w:r>
+        <w:rPr>
+          <w:b/>
+        </w:rPr>
+        <w:t xml:space="preserve">Vedticka </w:t>
+      </w:r>
+      <w:r>
+        <w:t xml:space="preserve">är en bra signalart söder om den naturliga norrlandsgränsen. Den är huvudsakligen knuten till äldre barrskogar där det föreligger långvarig kontinuitet av död barrved. Vedticka är typisk art för </w:t>
+      </w:r>
+      <w:r>
+        <w:rPr>
+          <w:i/>
+        </w:rPr>
+        <w:t xml:space="preserve">9010 Taiga </w:t>
+      </w:r>
+      <w:r>
+        <w:t>(Nitare &amp; Skogsstyrelsen, 2019; SLU Artdatabanken, 2025).</w:t>
       </w:r>
     </w:p>
     <w:p>
@@ -404,7 +515,7 @@
         <w:rPr>
           <w:i/>
         </w:rPr>
-        <w:t>I det avverkningsanmälda skogsområdet har 2 naturvårdsarter varav 1 rödlistade arter sina livsmiljöer och växtplatser.</w:t>
+        <w:t>I det avverkningsanmälda skogsområdet har 8 naturvårdsarter varav 6 rödlistade arter sina livsmiljöer och växtplatser.</w:t>
       </w:r>
     </w:p>
     <w:p>
@@ -719,7 +830,7 @@
     <w:r>
       <w:tab/>
       <w:tab/>
-      <w:t>2026-09-30</w:t>
+      <w:t>2026-10-01</w:t>
       <w:br/>
       <w:br/>
     </w:r>

--- a/klagomål/A 47858-2025 FSC-klagomål.docx
+++ b/klagomål/A 47858-2025 FSC-klagomål.docx
@@ -830,7 +830,7 @@
     <w:r>
       <w:tab/>
       <w:tab/>
-      <w:t>2026-10-01</w:t>
+      <w:t>2026-10-02</w:t>
       <w:br/>
       <w:br/>
     </w:r>

--- a/klagomål/A 47858-2025 FSC-klagomål.docx
+++ b/klagomål/A 47858-2025 FSC-klagomål.docx
@@ -830,7 +830,7 @@
     <w:r>
       <w:tab/>
       <w:tab/>
-      <w:t>2026-10-02</w:t>
+      <w:t>2026-10-03</w:t>
       <w:br/>
       <w:br/>
     </w:r>

--- a/klagomål/A 47858-2025 FSC-klagomål.docx
+++ b/klagomål/A 47858-2025 FSC-klagomål.docx
@@ -830,7 +830,7 @@
     <w:r>
       <w:tab/>
       <w:tab/>
-      <w:t>2026-10-03</w:t>
+      <w:t>2026-10-04</w:t>
       <w:br/>
       <w:br/>
     </w:r>

--- a/klagomål/A 47858-2025 FSC-klagomål.docx
+++ b/klagomål/A 47858-2025 FSC-klagomål.docx
@@ -830,7 +830,7 @@
     <w:r>
       <w:tab/>
       <w:tab/>
-      <w:t>2026-10-04</w:t>
+      <w:t>2026-10-05</w:t>
       <w:br/>
       <w:br/>
     </w:r>

--- a/klagomål/A 47858-2025 FSC-klagomål.docx
+++ b/klagomål/A 47858-2025 FSC-klagomål.docx
@@ -830,7 +830,7 @@
     <w:r>
       <w:tab/>
       <w:tab/>
-      <w:t>2026-10-05</w:t>
+      <w:t>2026-10-06</w:t>
       <w:br/>
       <w:br/>
     </w:r>

--- a/klagomål/A 47858-2025 FSC-klagomål.docx
+++ b/klagomål/A 47858-2025 FSC-klagomål.docx
@@ -830,7 +830,7 @@
     <w:r>
       <w:tab/>
       <w:tab/>
-      <w:t>2026-10-06</w:t>
+      <w:t>2026-10-07</w:t>
       <w:br/>
       <w:br/>
     </w:r>

--- a/klagomål/A 47858-2025 FSC-klagomål.docx
+++ b/klagomål/A 47858-2025 FSC-klagomål.docx
@@ -830,7 +830,7 @@
     <w:r>
       <w:tab/>
       <w:tab/>
-      <w:t>2026-10-07</w:t>
+      <w:t>2026-10-08</w:t>
       <w:br/>
       <w:br/>
     </w:r>

--- a/klagomål/A 47858-2025 FSC-klagomål.docx
+++ b/klagomål/A 47858-2025 FSC-klagomål.docx
@@ -830,7 +830,7 @@
     <w:r>
       <w:tab/>
       <w:tab/>
-      <w:t>2026-10-08</w:t>
+      <w:t>2026-10-09</w:t>
       <w:br/>
       <w:br/>
     </w:r>

--- a/klagomål/A 47858-2025 FSC-klagomål.docx
+++ b/klagomål/A 47858-2025 FSC-klagomål.docx
@@ -216,12 +216,12 @@
         <w:spacing w:after="240"/>
       </w:pPr>
       <w:r>
-        <w:t>Figur 1. Fyndplatser för naturvårdsarter i och inom 11 meter från avverkningsanmälan. Markörer utan svart kant är placerade på fyndplatsen. Markörer med svart kant är placerade vid sidan av fyndplatsen och har ett svart streck som visar fyndplatsens exakta position. Kartans mittpunktskoordinat är N 6966103, E 413891 i SWEREF 99 TM.</w:t>
+        <w:t>Figur 1. Fyndplatser för naturvårdsarter i avverkningsanmälan. Markörer utan svart kant är placerade på fyndplatsen. Markörer med svart kant är placerade vid sidan av fyndplatsen och har ett svart streck som visar fyndplatsens exakta position. Kartans mittpunktskoordinat är N 6966103, E 413891 i SWEREF 99 TM.</w:t>
       </w:r>
     </w:p>
     <w:p>
       <w:r>
-        <w:t>I och inom 11 meter från avverkningsanmälan finns fynd av 8 naturvårdsarter, varav 6 är rödlistade, 6 är typiska (T) och 2 är signalarter (S): gräddporing (VU, T), blanksvart spiklav (NT), dvärgbägarlav (NT, T), kolflarnlav (NT, T), vedskivlav (NT, T), vitplätt (NT), stuplav (S, T) och vedticka (S, T). Se Figur 1.</w:t>
+        <w:t>I avverkningsanmälan finns fynd av 2 naturvårdsarter, varav 1 är rödlistad, 1 är typisk (T) och 1 är signalart (S): blanksvart spiklav (NT) och stuplav (S, T). Se Figur 1.</w:t>
       </w:r>
     </w:p>
     <w:p>
@@ -252,101 +252,10 @@
         <w:rPr>
           <w:b/>
         </w:rPr>
-        <w:t>Gräddporing (VU)</w:t>
-      </w:r>
-      <w:r>
-        <w:t xml:space="preserve"> växer nästan enbart i urskogsartad barrskog på gamla, kraftigt murkna, grova och mossbelupna tallågor i något fuktiga och skuggiga lägen. Arten är placerad högst upp i Skogsstyrelsens värdepyramid för bedömning av skog med höga naturvärden och indikerar gamla och relativt orörda tallnaturskogar med höga naturvärden där det under låg tid kontinuerligt funnits inslag av grova tallågor. För att på sikt hejda artens vikande trend behöver merparten av gräddporingens nu kända växtplatser undantas från skogsbruk. Gräddporing är typisk art för </w:t>
-      </w:r>
-      <w:r>
-        <w:rPr>
-          <w:i/>
-        </w:rPr>
-        <w:t>9010 Taiga</w:t>
-      </w:r>
-      <w:r>
-        <w:t xml:space="preserve"> (SLU Artdatabanken, 2024; Nitare &amp; Skogsstyrelsen, 2019).</w:t>
-      </w:r>
-    </w:p>
-    <w:p>
-      <w:r>
-        <w:rPr>
-          <w:b/>
-        </w:rPr>
         <w:t>Blanksvart spiklav (NT)</w:t>
       </w:r>
       <w:r>
         <w:t xml:space="preserve"> förekommer på torr, hård, gammal kärnved men även på äldre ytved av tall i naturskogsartade bestånd med begränsad brandpåverkan och ostörd hydrologi. Skogsbruksåtgärder på eller i närheten av lokaler med blanksvart spiklav utgör ett hot. Naturskogsartade öppna tall- och barrblandskogar med blanksvart spiklav indikerar höga biologiska värden och bör bevaras (SLU Artdatabanken, 2024).</w:t>
-      </w:r>
-    </w:p>
-    <w:p>
-      <w:r>
-        <w:rPr>
-          <w:b/>
-        </w:rPr>
-        <w:t>Dvärgbägarlav (NT)</w:t>
-      </w:r>
-      <w:r>
-        <w:t xml:space="preserve"> förekommer över hela Sverige på gammal hård ved, huvudsakligen på tall men i södra Sverige även på ek. Veden utgörs framförallt av grova stubbar, lågor och grenar. Substratet har blivit sällsyntare och nybildning av substrat sker bara i begränsad omfattning. Arten hotas av att grova lågor blir allt sällsyntare i dagens kulturskogar samt att nybildningen av lämpliga substrat går mycket långsamt. En riklig tillgång på gamla tall- eller eklågor måste säkerställas på artens lokaler. Dvärgbägarlav är typisk art för </w:t>
-      </w:r>
-      <w:r>
-        <w:rPr>
-          <w:i/>
-        </w:rPr>
-        <w:t>9010 Taiga</w:t>
-      </w:r>
-      <w:r>
-        <w:t xml:space="preserve"> (SLU Artdatabanken, 2024; Nitare &amp; Skogsstyrelsen, 2019).</w:t>
-      </w:r>
-    </w:p>
-    <w:p>
-      <w:r>
-        <w:rPr>
-          <w:b/>
-        </w:rPr>
-        <w:t>Kolflarnlav (NT)</w:t>
-      </w:r>
-      <w:r>
-        <w:t xml:space="preserve"> är brandberoende och växer nästan uteslutande på kolad hård kärnved av tall. Etableringen verkar ske först 100–300 år efter brand och nytt substrat nybildas i mycket begränsad omfattning. Avverkning av tallskog av naturskogskaraktär med spår av återkommande bränder är ett hot och mängden lämplig ved att växa på för arten minskar dels på grund av naturlig nedbrytning men framförallt på grund av att det förstörs i samband med slutavverkningar, gallringar och markberedning. Såväl kolflarnlav som mörk kolflarnlav har glänsande bålfjäll och förekommer främst i tall- och blandbarrskogar av naturskogskaraktär med spår av återkommande bränder. Skogar som dessa hyser höga biologiska värden och bör skyddas. Kolflarnlav är typisk art för </w:t>
-      </w:r>
-      <w:r>
-        <w:rPr>
-          <w:i/>
-        </w:rPr>
-        <w:t>9010 Taiga</w:t>
-      </w:r>
-      <w:r>
-        <w:t xml:space="preserve"> (SLU Artdatabanken, 2024).</w:t>
-      </w:r>
-    </w:p>
-    <w:p>
-      <w:r>
-        <w:rPr>
-          <w:b/>
-        </w:rPr>
-        <w:t>Vedskivlav (NT)</w:t>
-      </w:r>
-      <w:r>
-        <w:t xml:space="preserve"> växer på gammal, torr, exponerad, hård kärnved av framförallt tall i naturskogsartade bestånd. Avverkning av tallskog av naturskogskaraktär med spår av återkommande bränder är ett hot. Mängden lämplig ved att växa på för vedskivlav minskar, dels på grund av naturlig nedbrytning men framförallt på grund av att de förstörs i samband med slutavverkningar, gallringar och markberedning. Tall- och blandbarrskogar av naturskogskaraktär med spår av återkommande bränder bör skyddas. Vedskivlav är typisk art för </w:t>
-      </w:r>
-      <w:r>
-        <w:rPr>
-          <w:i/>
-        </w:rPr>
-        <w:t>9010 Taiga</w:t>
-      </w:r>
-      <w:r>
-        <w:t xml:space="preserve"> (SLU Artdatabanken, 2024).</w:t>
-      </w:r>
-    </w:p>
-    <w:p>
-      <w:r>
-        <w:rPr>
-          <w:b/>
-        </w:rPr>
-        <w:t>Vitplätt (NT)</w:t>
-      </w:r>
-      <w:r>
-        <w:t xml:space="preserve"> är en nedbrytare av död, hård och torr tallved och orsakar brunröta. Den förekommer mest i äldre, naturskogsliknande tallskog eller blandskog med äldre tall. Arten hotas av avverkning av gammal, senvuxen tall. I södra Sverige råder brist på lämpliga habitat och arten kan inte längre sprida sig utanför sina få kända växtplatser. Lokaler med gammal tall bör undantas från skogsbruk, i synnerhet i södra Sverige (SLU Artdatabanken, 2024).</w:t>
       </w:r>
     </w:p>
     <w:p>
@@ -403,26 +312,6 @@
       </w:r>
       <w:r>
         <w:t xml:space="preserve"> (SLU Artdatabanken, 2026; Nitare &amp; Skogsstyrelsen, 2019).</w:t>
-      </w:r>
-    </w:p>
-    <w:p>
-      <w:r>
-        <w:rPr>
-          <w:b/>
-        </w:rPr>
-        <w:t xml:space="preserve">Vedticka </w:t>
-      </w:r>
-      <w:r>
-        <w:t xml:space="preserve">är en bra signalart söder om den naturliga norrlandsgränsen. Den är huvudsakligen knuten till äldre barrskogar där det föreligger långvarig kontinuitet av död barrved. Vedticka är typisk art för </w:t>
-      </w:r>
-      <w:r>
-        <w:rPr>
-          <w:i/>
-        </w:rPr>
-        <w:t xml:space="preserve">9010 Taiga </w:t>
-      </w:r>
-      <w:r>
-        <w:t>(Nitare &amp; Skogsstyrelsen, 2019; SLU Artdatabanken, 2025).</w:t>
       </w:r>
     </w:p>
     <w:p>
@@ -515,7 +404,7 @@
         <w:rPr>
           <w:i/>
         </w:rPr>
-        <w:t>I det avverkningsanmälda skogsområdet har 8 naturvårdsarter varav 6 rödlistade arter sina livsmiljöer och växtplatser.</w:t>
+        <w:t>I det avverkningsanmälda skogsområdet har 2 naturvårdsarter varav 1 rödlistade arter sina livsmiljöer och växtplatser.</w:t>
       </w:r>
     </w:p>
     <w:p>
@@ -830,7 +719,7 @@
     <w:r>
       <w:tab/>
       <w:tab/>
-      <w:t>2026-10-09</w:t>
+      <w:t>2026-10-10</w:t>
       <w:br/>
       <w:br/>
     </w:r>

--- a/klagomål/A 47858-2025 FSC-klagomål.docx
+++ b/klagomål/A 47858-2025 FSC-klagomål.docx
@@ -216,12 +216,12 @@
         <w:spacing w:after="240"/>
       </w:pPr>
       <w:r>
-        <w:t>Figur 1. Fyndplatser för naturvårdsarter i avverkningsanmälan. Markörer utan svart kant är placerade på fyndplatsen. Markörer med svart kant är placerade vid sidan av fyndplatsen och har ett svart streck som visar fyndplatsens exakta position. Kartans mittpunktskoordinat är N 6966103, E 413891 i SWEREF 99 TM.</w:t>
+        <w:t>Figur 1. Fyndplatser för naturvårdsarter i och inom 11 meter från avverkningsanmälan. Markörer utan svart kant är placerade på fyndplatsen. Markörer med svart kant är placerade vid sidan av fyndplatsen och har ett svart streck som visar fyndplatsens exakta position. Kartans mittpunktskoordinat är N 6966103, E 413891 i SWEREF 99 TM.</w:t>
       </w:r>
     </w:p>
     <w:p>
       <w:r>
-        <w:t>I avverkningsanmälan finns fynd av 2 naturvårdsarter, varav 1 är rödlistad, 1 är typisk (T) och 1 är signalart (S): blanksvart spiklav (NT) och stuplav (S, T). Se Figur 1.</w:t>
+        <w:t>I och inom 11 meter från avverkningsanmälan finns fynd av 8 naturvårdsarter, varav 6 är rödlistade, 6 är typiska (T) och 2 är signalarter (S): gräddporing (VU, T), blanksvart spiklav (NT), dvärgbägarlav (NT, T), kolflarnlav (NT, T), vedskivlav (NT, T), vitplätt (NT), stuplav (S, T) och vedticka (S, T). Se Figur 1.</w:t>
       </w:r>
     </w:p>
     <w:p>
@@ -252,10 +252,101 @@
         <w:rPr>
           <w:b/>
         </w:rPr>
+        <w:t>Gräddporing (VU)</w:t>
+      </w:r>
+      <w:r>
+        <w:t xml:space="preserve"> växer nästan enbart i urskogsartad barrskog på gamla, kraftigt murkna, grova och mossbelupna tallågor i något fuktiga och skuggiga lägen. Arten är placerad högst upp i Skogsstyrelsens värdepyramid för bedömning av skog med höga naturvärden och indikerar gamla och relativt orörda tallnaturskogar med höga naturvärden där det under låg tid kontinuerligt funnits inslag av grova tallågor. För att på sikt hejda artens vikande trend behöver merparten av gräddporingens nu kända växtplatser undantas från skogsbruk. Gräddporing är typisk art för </w:t>
+      </w:r>
+      <w:r>
+        <w:rPr>
+          <w:i/>
+        </w:rPr>
+        <w:t>9010 Taiga</w:t>
+      </w:r>
+      <w:r>
+        <w:t xml:space="preserve"> (SLU Artdatabanken, 2024; Nitare &amp; Skogsstyrelsen, 2019).</w:t>
+      </w:r>
+    </w:p>
+    <w:p>
+      <w:r>
+        <w:rPr>
+          <w:b/>
+        </w:rPr>
         <w:t>Blanksvart spiklav (NT)</w:t>
       </w:r>
       <w:r>
         <w:t xml:space="preserve"> förekommer på torr, hård, gammal kärnved men även på äldre ytved av tall i naturskogsartade bestånd med begränsad brandpåverkan och ostörd hydrologi. Skogsbruksåtgärder på eller i närheten av lokaler med blanksvart spiklav utgör ett hot. Naturskogsartade öppna tall- och barrblandskogar med blanksvart spiklav indikerar höga biologiska värden och bör bevaras (SLU Artdatabanken, 2024).</w:t>
+      </w:r>
+    </w:p>
+    <w:p>
+      <w:r>
+        <w:rPr>
+          <w:b/>
+        </w:rPr>
+        <w:t>Dvärgbägarlav (NT)</w:t>
+      </w:r>
+      <w:r>
+        <w:t xml:space="preserve"> förekommer över hela Sverige på gammal hård ved, huvudsakligen på tall men i södra Sverige även på ek. Veden utgörs framförallt av grova stubbar, lågor och grenar. Substratet har blivit sällsyntare och nybildning av substrat sker bara i begränsad omfattning. Arten hotas av att grova lågor blir allt sällsyntare i dagens kulturskogar samt att nybildningen av lämpliga substrat går mycket långsamt. En riklig tillgång på gamla tall- eller eklågor måste säkerställas på artens lokaler. Dvärgbägarlav är typisk art för </w:t>
+      </w:r>
+      <w:r>
+        <w:rPr>
+          <w:i/>
+        </w:rPr>
+        <w:t>9010 Taiga</w:t>
+      </w:r>
+      <w:r>
+        <w:t xml:space="preserve"> (SLU Artdatabanken, 2024; Nitare &amp; Skogsstyrelsen, 2019).</w:t>
+      </w:r>
+    </w:p>
+    <w:p>
+      <w:r>
+        <w:rPr>
+          <w:b/>
+        </w:rPr>
+        <w:t>Kolflarnlav (NT)</w:t>
+      </w:r>
+      <w:r>
+        <w:t xml:space="preserve"> är brandberoende och växer nästan uteslutande på kolad hård kärnved av tall. Etableringen verkar ske först 100–300 år efter brand och nytt substrat nybildas i mycket begränsad omfattning. Avverkning av tallskog av naturskogskaraktär med spår av återkommande bränder är ett hot och mängden lämplig ved att växa på för arten minskar dels på grund av naturlig nedbrytning men framförallt på grund av att det förstörs i samband med slutavverkningar, gallringar och markberedning. Såväl kolflarnlav som mörk kolflarnlav har glänsande bålfjäll och förekommer främst i tall- och blandbarrskogar av naturskogskaraktär med spår av återkommande bränder. Skogar som dessa hyser höga biologiska värden och bör skyddas. Kolflarnlav är typisk art för </w:t>
+      </w:r>
+      <w:r>
+        <w:rPr>
+          <w:i/>
+        </w:rPr>
+        <w:t>9010 Taiga</w:t>
+      </w:r>
+      <w:r>
+        <w:t xml:space="preserve"> (SLU Artdatabanken, 2024).</w:t>
+      </w:r>
+    </w:p>
+    <w:p>
+      <w:r>
+        <w:rPr>
+          <w:b/>
+        </w:rPr>
+        <w:t>Vedskivlav (NT)</w:t>
+      </w:r>
+      <w:r>
+        <w:t xml:space="preserve"> växer på gammal, torr, exponerad, hård kärnved av framförallt tall i naturskogsartade bestånd. Avverkning av tallskog av naturskogskaraktär med spår av återkommande bränder är ett hot. Mängden lämplig ved att växa på för vedskivlav minskar, dels på grund av naturlig nedbrytning men framförallt på grund av att de förstörs i samband med slutavverkningar, gallringar och markberedning. Tall- och blandbarrskogar av naturskogskaraktär med spår av återkommande bränder bör skyddas. Vedskivlav är typisk art för </w:t>
+      </w:r>
+      <w:r>
+        <w:rPr>
+          <w:i/>
+        </w:rPr>
+        <w:t>9010 Taiga</w:t>
+      </w:r>
+      <w:r>
+        <w:t xml:space="preserve"> (SLU Artdatabanken, 2024).</w:t>
+      </w:r>
+    </w:p>
+    <w:p>
+      <w:r>
+        <w:rPr>
+          <w:b/>
+        </w:rPr>
+        <w:t>Vitplätt (NT)</w:t>
+      </w:r>
+      <w:r>
+        <w:t xml:space="preserve"> är en nedbrytare av död, hård och torr tallved och orsakar brunröta. Den förekommer mest i äldre, naturskogsliknande tallskog eller blandskog med äldre tall. Arten hotas av avverkning av gammal, senvuxen tall. I södra Sverige råder brist på lämpliga habitat och arten kan inte längre sprida sig utanför sina få kända växtplatser. Lokaler med gammal tall bör undantas från skogsbruk, i synnerhet i södra Sverige (SLU Artdatabanken, 2024).</w:t>
       </w:r>
     </w:p>
     <w:p>
@@ -312,6 +403,26 @@
       </w:r>
       <w:r>
         <w:t xml:space="preserve"> (SLU Artdatabanken, 2026; Nitare &amp; Skogsstyrelsen, 2019).</w:t>
+      </w:r>
+    </w:p>
+    <w:p>
+      <w:r>
+        <w:rPr>
+          <w:b/>
+        </w:rPr>
+        <w:t xml:space="preserve">Vedticka </w:t>
+      </w:r>
+      <w:r>
+        <w:t xml:space="preserve">är en bra signalart söder om den naturliga norrlandsgränsen. Den är huvudsakligen knuten till äldre barrskogar där det föreligger långvarig kontinuitet av död barrved. Vedticka är typisk art för </w:t>
+      </w:r>
+      <w:r>
+        <w:rPr>
+          <w:i/>
+        </w:rPr>
+        <w:t xml:space="preserve">9010 Taiga </w:t>
+      </w:r>
+      <w:r>
+        <w:t>(Nitare &amp; Skogsstyrelsen, 2019; SLU Artdatabanken, 2025).</w:t>
       </w:r>
     </w:p>
     <w:p>
@@ -404,7 +515,7 @@
         <w:rPr>
           <w:i/>
         </w:rPr>
-        <w:t>I det avverkningsanmälda skogsområdet har 2 naturvårdsarter varav 1 rödlistade arter sina livsmiljöer och växtplatser.</w:t>
+        <w:t>I det avverkningsanmälda skogsområdet har 8 naturvårdsarter varav 6 rödlistade arter sina livsmiljöer och växtplatser.</w:t>
       </w:r>
     </w:p>
     <w:p>
@@ -719,7 +830,7 @@
     <w:r>
       <w:tab/>
       <w:tab/>
-      <w:t>2026-10-10</w:t>
+      <w:t>2026-10-11</w:t>
       <w:br/>
       <w:br/>
     </w:r>

--- a/klagomål/A 47858-2025 FSC-klagomål.docx
+++ b/klagomål/A 47858-2025 FSC-klagomål.docx
@@ -216,12 +216,12 @@
         <w:spacing w:after="240"/>
       </w:pPr>
       <w:r>
-        <w:t>Figur 1. Fyndplatser för naturvårdsarter i och inom 11 meter från avverkningsanmälan. Markörer utan svart kant är placerade på fyndplatsen. Markörer med svart kant är placerade vid sidan av fyndplatsen och har ett svart streck som visar fyndplatsens exakta position. Kartans mittpunktskoordinat är N 6966103, E 413891 i SWEREF 99 TM.</w:t>
+        <w:t>Figur 1. Fyndplatser för naturvårdsarter i avverkningsanmälan. Markörer utan svart kant är placerade på fyndplatsen. Markörer med svart kant är placerade vid sidan av fyndplatsen och har ett svart streck som visar fyndplatsens exakta position. Kartans mittpunktskoordinat är N 6966103, E 413891 i SWEREF 99 TM.</w:t>
       </w:r>
     </w:p>
     <w:p>
       <w:r>
-        <w:t>I och inom 11 meter från avverkningsanmälan finns fynd av 8 naturvårdsarter, varav 6 är rödlistade, 6 är typiska (T) och 2 är signalarter (S): gräddporing (VU, T), blanksvart spiklav (NT), dvärgbägarlav (NT, T), kolflarnlav (NT, T), vedskivlav (NT, T), vitplätt (NT), stuplav (S, T) och vedticka (S, T). Se Figur 1.</w:t>
+        <w:t>I avverkningsanmälan finns fynd av 2 naturvårdsarter, varav 1 är rödlistad, 1 är typisk (T) och 1 är signalart (S): blanksvart spiklav (NT) och stuplav (S, T). Se Figur 1.</w:t>
       </w:r>
     </w:p>
     <w:p>
@@ -252,101 +252,10 @@
         <w:rPr>
           <w:b/>
         </w:rPr>
-        <w:t>Gräddporing (VU)</w:t>
-      </w:r>
-      <w:r>
-        <w:t xml:space="preserve"> växer nästan enbart i urskogsartad barrskog på gamla, kraftigt murkna, grova och mossbelupna tallågor i något fuktiga och skuggiga lägen. Arten är placerad högst upp i Skogsstyrelsens värdepyramid för bedömning av skog med höga naturvärden och indikerar gamla och relativt orörda tallnaturskogar med höga naturvärden där det under låg tid kontinuerligt funnits inslag av grova tallågor. För att på sikt hejda artens vikande trend behöver merparten av gräddporingens nu kända växtplatser undantas från skogsbruk. Gräddporing är typisk art för </w:t>
-      </w:r>
-      <w:r>
-        <w:rPr>
-          <w:i/>
-        </w:rPr>
-        <w:t>9010 Taiga</w:t>
-      </w:r>
-      <w:r>
-        <w:t xml:space="preserve"> (SLU Artdatabanken, 2024; Nitare &amp; Skogsstyrelsen, 2019).</w:t>
-      </w:r>
-    </w:p>
-    <w:p>
-      <w:r>
-        <w:rPr>
-          <w:b/>
-        </w:rPr>
         <w:t>Blanksvart spiklav (NT)</w:t>
       </w:r>
       <w:r>
         <w:t xml:space="preserve"> förekommer på torr, hård, gammal kärnved men även på äldre ytved av tall i naturskogsartade bestånd med begränsad brandpåverkan och ostörd hydrologi. Skogsbruksåtgärder på eller i närheten av lokaler med blanksvart spiklav utgör ett hot. Naturskogsartade öppna tall- och barrblandskogar med blanksvart spiklav indikerar höga biologiska värden och bör bevaras (SLU Artdatabanken, 2024).</w:t>
-      </w:r>
-    </w:p>
-    <w:p>
-      <w:r>
-        <w:rPr>
-          <w:b/>
-        </w:rPr>
-        <w:t>Dvärgbägarlav (NT)</w:t>
-      </w:r>
-      <w:r>
-        <w:t xml:space="preserve"> förekommer över hela Sverige på gammal hård ved, huvudsakligen på tall men i södra Sverige även på ek. Veden utgörs framförallt av grova stubbar, lågor och grenar. Substratet har blivit sällsyntare och nybildning av substrat sker bara i begränsad omfattning. Arten hotas av att grova lågor blir allt sällsyntare i dagens kulturskogar samt att nybildningen av lämpliga substrat går mycket långsamt. En riklig tillgång på gamla tall- eller eklågor måste säkerställas på artens lokaler. Dvärgbägarlav är typisk art för </w:t>
-      </w:r>
-      <w:r>
-        <w:rPr>
-          <w:i/>
-        </w:rPr>
-        <w:t>9010 Taiga</w:t>
-      </w:r>
-      <w:r>
-        <w:t xml:space="preserve"> (SLU Artdatabanken, 2024; Nitare &amp; Skogsstyrelsen, 2019).</w:t>
-      </w:r>
-    </w:p>
-    <w:p>
-      <w:r>
-        <w:rPr>
-          <w:b/>
-        </w:rPr>
-        <w:t>Kolflarnlav (NT)</w:t>
-      </w:r>
-      <w:r>
-        <w:t xml:space="preserve"> är brandberoende och växer nästan uteslutande på kolad hård kärnved av tall. Etableringen verkar ske först 100–300 år efter brand och nytt substrat nybildas i mycket begränsad omfattning. Avverkning av tallskog av naturskogskaraktär med spår av återkommande bränder är ett hot och mängden lämplig ved att växa på för arten minskar dels på grund av naturlig nedbrytning men framförallt på grund av att det förstörs i samband med slutavverkningar, gallringar och markberedning. Såväl kolflarnlav som mörk kolflarnlav har glänsande bålfjäll och förekommer främst i tall- och blandbarrskogar av naturskogskaraktär med spår av återkommande bränder. Skogar som dessa hyser höga biologiska värden och bör skyddas. Kolflarnlav är typisk art för </w:t>
-      </w:r>
-      <w:r>
-        <w:rPr>
-          <w:i/>
-        </w:rPr>
-        <w:t>9010 Taiga</w:t>
-      </w:r>
-      <w:r>
-        <w:t xml:space="preserve"> (SLU Artdatabanken, 2024).</w:t>
-      </w:r>
-    </w:p>
-    <w:p>
-      <w:r>
-        <w:rPr>
-          <w:b/>
-        </w:rPr>
-        <w:t>Vedskivlav (NT)</w:t>
-      </w:r>
-      <w:r>
-        <w:t xml:space="preserve"> växer på gammal, torr, exponerad, hård kärnved av framförallt tall i naturskogsartade bestånd. Avverkning av tallskog av naturskogskaraktär med spår av återkommande bränder är ett hot. Mängden lämplig ved att växa på för vedskivlav minskar, dels på grund av naturlig nedbrytning men framförallt på grund av att de förstörs i samband med slutavverkningar, gallringar och markberedning. Tall- och blandbarrskogar av naturskogskaraktär med spår av återkommande bränder bör skyddas. Vedskivlav är typisk art för </w:t>
-      </w:r>
-      <w:r>
-        <w:rPr>
-          <w:i/>
-        </w:rPr>
-        <w:t>9010 Taiga</w:t>
-      </w:r>
-      <w:r>
-        <w:t xml:space="preserve"> (SLU Artdatabanken, 2024).</w:t>
-      </w:r>
-    </w:p>
-    <w:p>
-      <w:r>
-        <w:rPr>
-          <w:b/>
-        </w:rPr>
-        <w:t>Vitplätt (NT)</w:t>
-      </w:r>
-      <w:r>
-        <w:t xml:space="preserve"> är en nedbrytare av död, hård och torr tallved och orsakar brunröta. Den förekommer mest i äldre, naturskogsliknande tallskog eller blandskog med äldre tall. Arten hotas av avverkning av gammal, senvuxen tall. I södra Sverige råder brist på lämpliga habitat och arten kan inte längre sprida sig utanför sina få kända växtplatser. Lokaler med gammal tall bör undantas från skogsbruk, i synnerhet i södra Sverige (SLU Artdatabanken, 2024).</w:t>
       </w:r>
     </w:p>
     <w:p>
@@ -403,26 +312,6 @@
       </w:r>
       <w:r>
         <w:t xml:space="preserve"> (SLU Artdatabanken, 2026; Nitare &amp; Skogsstyrelsen, 2019).</w:t>
-      </w:r>
-    </w:p>
-    <w:p>
-      <w:r>
-        <w:rPr>
-          <w:b/>
-        </w:rPr>
-        <w:t xml:space="preserve">Vedticka </w:t>
-      </w:r>
-      <w:r>
-        <w:t xml:space="preserve">är en bra signalart söder om den naturliga norrlandsgränsen. Den är huvudsakligen knuten till äldre barrskogar där det föreligger långvarig kontinuitet av död barrved. Vedticka är typisk art för </w:t>
-      </w:r>
-      <w:r>
-        <w:rPr>
-          <w:i/>
-        </w:rPr>
-        <w:t xml:space="preserve">9010 Taiga </w:t>
-      </w:r>
-      <w:r>
-        <w:t>(Nitare &amp; Skogsstyrelsen, 2019; SLU Artdatabanken, 2025).</w:t>
       </w:r>
     </w:p>
     <w:p>
@@ -515,7 +404,7 @@
         <w:rPr>
           <w:i/>
         </w:rPr>
-        <w:t>I det avverkningsanmälda skogsområdet har 8 naturvårdsarter varav 6 rödlistade arter sina livsmiljöer och växtplatser.</w:t>
+        <w:t>I det avverkningsanmälda skogsområdet har 2 naturvårdsarter varav 1 rödlistade arter sina livsmiljöer och växtplatser.</w:t>
       </w:r>
     </w:p>
     <w:p>
@@ -830,7 +719,7 @@
     <w:r>
       <w:tab/>
       <w:tab/>
-      <w:t>2026-10-11</w:t>
+      <w:t>2026-10-12</w:t>
       <w:br/>
       <w:br/>
     </w:r>

--- a/klagomål/A 47858-2025 FSC-klagomål.docx
+++ b/klagomål/A 47858-2025 FSC-klagomål.docx
@@ -216,12 +216,12 @@
         <w:spacing w:after="240"/>
       </w:pPr>
       <w:r>
-        <w:t>Figur 1. Fyndplatser för naturvårdsarter i avverkningsanmälan. Markörer utan svart kant är placerade på fyndplatsen. Markörer med svart kant är placerade vid sidan av fyndplatsen och har ett svart streck som visar fyndplatsens exakta position. Kartans mittpunktskoordinat är N 6966103, E 413891 i SWEREF 99 TM.</w:t>
+        <w:t>Figur 1. Fyndplatser för naturvårdsarter i och inom 11 meter från avverkningsanmälan. Markörer utan svart kant är placerade på fyndplatsen. Markörer med svart kant är placerade vid sidan av fyndplatsen och har ett svart streck som visar fyndplatsens exakta position. Kartans mittpunktskoordinat är N 6966103, E 413891 i SWEREF 99 TM.</w:t>
       </w:r>
     </w:p>
     <w:p>
       <w:r>
-        <w:t>I avverkningsanmälan finns fynd av 2 naturvårdsarter, varav 1 är rödlistad, 1 är typisk (T) och 1 är signalart (S): blanksvart spiklav (NT) och stuplav (S, T). Se Figur 1.</w:t>
+        <w:t>I och inom 11 meter från avverkningsanmälan finns fynd av 8 naturvårdsarter, varav 6 är rödlistade, 6 är typiska (T) och 2 är signalarter (S): gräddporing (VU, T), blanksvart spiklav (NT), dvärgbägarlav (NT, T), kolflarnlav (NT, T), vedskivlav (NT, T), vitplätt (NT), stuplav (S, T) och vedticka (S, T). Se Figur 1.</w:t>
       </w:r>
     </w:p>
     <w:p>
@@ -252,10 +252,101 @@
         <w:rPr>
           <w:b/>
         </w:rPr>
+        <w:t>Gräddporing (VU)</w:t>
+      </w:r>
+      <w:r>
+        <w:t xml:space="preserve"> växer nästan enbart i urskogsartad barrskog på gamla, kraftigt murkna, grova och mossbelupna tallågor i något fuktiga och skuggiga lägen. Arten är placerad högst upp i Skogsstyrelsens värdepyramid för bedömning av skog med höga naturvärden och indikerar gamla och relativt orörda tallnaturskogar med höga naturvärden där det under låg tid kontinuerligt funnits inslag av grova tallågor. För att på sikt hejda artens vikande trend behöver merparten av gräddporingens nu kända växtplatser undantas från skogsbruk. Gräddporing är typisk art för </w:t>
+      </w:r>
+      <w:r>
+        <w:rPr>
+          <w:i/>
+        </w:rPr>
+        <w:t>9010 Taiga</w:t>
+      </w:r>
+      <w:r>
+        <w:t xml:space="preserve"> (SLU Artdatabanken, 2024; Nitare &amp; Skogsstyrelsen, 2019).</w:t>
+      </w:r>
+    </w:p>
+    <w:p>
+      <w:r>
+        <w:rPr>
+          <w:b/>
+        </w:rPr>
         <w:t>Blanksvart spiklav (NT)</w:t>
       </w:r>
       <w:r>
         <w:t xml:space="preserve"> förekommer på torr, hård, gammal kärnved men även på äldre ytved av tall i naturskogsartade bestånd med begränsad brandpåverkan och ostörd hydrologi. Skogsbruksåtgärder på eller i närheten av lokaler med blanksvart spiklav utgör ett hot. Naturskogsartade öppna tall- och barrblandskogar med blanksvart spiklav indikerar höga biologiska värden och bör bevaras (SLU Artdatabanken, 2024).</w:t>
+      </w:r>
+    </w:p>
+    <w:p>
+      <w:r>
+        <w:rPr>
+          <w:b/>
+        </w:rPr>
+        <w:t>Dvärgbägarlav (NT)</w:t>
+      </w:r>
+      <w:r>
+        <w:t xml:space="preserve"> förekommer över hela Sverige på gammal hård ved, huvudsakligen på tall men i södra Sverige även på ek. Veden utgörs framförallt av grova stubbar, lågor och grenar. Substratet har blivit sällsyntare och nybildning av substrat sker bara i begränsad omfattning. Arten hotas av att grova lågor blir allt sällsyntare i dagens kulturskogar samt att nybildningen av lämpliga substrat går mycket långsamt. En riklig tillgång på gamla tall- eller eklågor måste säkerställas på artens lokaler. Dvärgbägarlav är typisk art för </w:t>
+      </w:r>
+      <w:r>
+        <w:rPr>
+          <w:i/>
+        </w:rPr>
+        <w:t>9010 Taiga</w:t>
+      </w:r>
+      <w:r>
+        <w:t xml:space="preserve"> (SLU Artdatabanken, 2024; Nitare &amp; Skogsstyrelsen, 2019).</w:t>
+      </w:r>
+    </w:p>
+    <w:p>
+      <w:r>
+        <w:rPr>
+          <w:b/>
+        </w:rPr>
+        <w:t>Kolflarnlav (NT)</w:t>
+      </w:r>
+      <w:r>
+        <w:t xml:space="preserve"> är brandberoende och växer nästan uteslutande på kolad hård kärnved av tall. Etableringen verkar ske först 100–300 år efter brand och nytt substrat nybildas i mycket begränsad omfattning. Avverkning av tallskog av naturskogskaraktär med spår av återkommande bränder är ett hot och mängden lämplig ved att växa på för arten minskar dels på grund av naturlig nedbrytning men framförallt på grund av att det förstörs i samband med slutavverkningar, gallringar och markberedning. Såväl kolflarnlav som mörk kolflarnlav har glänsande bålfjäll och förekommer främst i tall- och blandbarrskogar av naturskogskaraktär med spår av återkommande bränder. Skogar som dessa hyser höga biologiska värden och bör skyddas. Kolflarnlav är typisk art för </w:t>
+      </w:r>
+      <w:r>
+        <w:rPr>
+          <w:i/>
+        </w:rPr>
+        <w:t>9010 Taiga</w:t>
+      </w:r>
+      <w:r>
+        <w:t xml:space="preserve"> (SLU Artdatabanken, 2024).</w:t>
+      </w:r>
+    </w:p>
+    <w:p>
+      <w:r>
+        <w:rPr>
+          <w:b/>
+        </w:rPr>
+        <w:t>Vedskivlav (NT)</w:t>
+      </w:r>
+      <w:r>
+        <w:t xml:space="preserve"> växer på gammal, torr, exponerad, hård kärnved av framförallt tall i naturskogsartade bestånd. Avverkning av tallskog av naturskogskaraktär med spår av återkommande bränder är ett hot. Mängden lämplig ved att växa på för vedskivlav minskar, dels på grund av naturlig nedbrytning men framförallt på grund av att de förstörs i samband med slutavverkningar, gallringar och markberedning. Tall- och blandbarrskogar av naturskogskaraktär med spår av återkommande bränder bör skyddas. Vedskivlav är typisk art för </w:t>
+      </w:r>
+      <w:r>
+        <w:rPr>
+          <w:i/>
+        </w:rPr>
+        <w:t>9010 Taiga</w:t>
+      </w:r>
+      <w:r>
+        <w:t xml:space="preserve"> (SLU Artdatabanken, 2024).</w:t>
+      </w:r>
+    </w:p>
+    <w:p>
+      <w:r>
+        <w:rPr>
+          <w:b/>
+        </w:rPr>
+        <w:t>Vitplätt (NT)</w:t>
+      </w:r>
+      <w:r>
+        <w:t xml:space="preserve"> är en nedbrytare av död, hård och torr tallved och orsakar brunröta. Den förekommer mest i äldre, naturskogsliknande tallskog eller blandskog med äldre tall. Arten hotas av avverkning av gammal, senvuxen tall. I södra Sverige råder brist på lämpliga habitat och arten kan inte längre sprida sig utanför sina få kända växtplatser. Lokaler med gammal tall bör undantas från skogsbruk, i synnerhet i södra Sverige (SLU Artdatabanken, 2024).</w:t>
       </w:r>
     </w:p>
     <w:p>
@@ -312,6 +403,26 @@
       </w:r>
       <w:r>
         <w:t xml:space="preserve"> (SLU Artdatabanken, 2026; Nitare &amp; Skogsstyrelsen, 2019).</w:t>
+      </w:r>
+    </w:p>
+    <w:p>
+      <w:r>
+        <w:rPr>
+          <w:b/>
+        </w:rPr>
+        <w:t xml:space="preserve">Vedticka </w:t>
+      </w:r>
+      <w:r>
+        <w:t xml:space="preserve">är en bra signalart söder om den naturliga norrlandsgränsen. Den är huvudsakligen knuten till äldre barrskogar där det föreligger långvarig kontinuitet av död barrved. Vedticka är typisk art för </w:t>
+      </w:r>
+      <w:r>
+        <w:rPr>
+          <w:i/>
+        </w:rPr>
+        <w:t xml:space="preserve">9010 Taiga </w:t>
+      </w:r>
+      <w:r>
+        <w:t>(Nitare &amp; Skogsstyrelsen, 2019; SLU Artdatabanken, 2025).</w:t>
       </w:r>
     </w:p>
     <w:p>
@@ -404,7 +515,7 @@
         <w:rPr>
           <w:i/>
         </w:rPr>
-        <w:t>I det avverkningsanmälda skogsområdet har 2 naturvårdsarter varav 1 rödlistade arter sina livsmiljöer och växtplatser.</w:t>
+        <w:t>I det avverkningsanmälda skogsområdet har 8 naturvårdsarter varav 6 rödlistade arter sina livsmiljöer och växtplatser.</w:t>
       </w:r>
     </w:p>
     <w:p>
@@ -719,7 +830,7 @@
     <w:r>
       <w:tab/>
       <w:tab/>
-      <w:t>2026-10-12</w:t>
+      <w:t>2026-10-13</w:t>
       <w:br/>
       <w:br/>
     </w:r>

--- a/klagomål/A 47858-2025 FSC-klagomål.docx
+++ b/klagomål/A 47858-2025 FSC-klagomål.docx
@@ -830,7 +830,7 @@
     <w:r>
       <w:tab/>
       <w:tab/>
-      <w:t>2026-10-13</w:t>
+      <w:t>2026-10-14</w:t>
       <w:br/>
       <w:br/>
     </w:r>

--- a/klagomål/A 47858-2025 FSC-klagomål.docx
+++ b/klagomål/A 47858-2025 FSC-klagomål.docx
@@ -830,7 +830,7 @@
     <w:r>
       <w:tab/>
       <w:tab/>
-      <w:t>2026-10-14</w:t>
+      <w:t>2026-10-15</w:t>
       <w:br/>
       <w:br/>
     </w:r>

--- a/klagomål/A 47858-2025 FSC-klagomål.docx
+++ b/klagomål/A 47858-2025 FSC-klagomål.docx
@@ -830,7 +830,7 @@
     <w:r>
       <w:tab/>
       <w:tab/>
-      <w:t>2026-10-15</w:t>
+      <w:t>2026-10-16</w:t>
       <w:br/>
       <w:br/>
     </w:r>

--- a/klagomål/A 47858-2025 FSC-klagomål.docx
+++ b/klagomål/A 47858-2025 FSC-klagomål.docx
@@ -830,7 +830,7 @@
     <w:r>
       <w:tab/>
       <w:tab/>
-      <w:t>2026-10-16</w:t>
+      <w:t>2026-10-17</w:t>
       <w:br/>
       <w:br/>
     </w:r>

--- a/klagomål/A 47858-2025 FSC-klagomål.docx
+++ b/klagomål/A 47858-2025 FSC-klagomål.docx
@@ -830,7 +830,7 @@
     <w:r>
       <w:tab/>
       <w:tab/>
-      <w:t>2026-10-17</w:t>
+      <w:t>2026-10-18</w:t>
       <w:br/>
       <w:br/>
     </w:r>

--- a/klagomål/A 47858-2025 FSC-klagomål.docx
+++ b/klagomål/A 47858-2025 FSC-klagomål.docx
@@ -830,7 +830,7 @@
     <w:r>
       <w:tab/>
       <w:tab/>
-      <w:t>2026-10-18</w:t>
+      <w:t>2026-10-19</w:t>
       <w:br/>
       <w:br/>
     </w:r>

--- a/klagomål/A 47858-2025 FSC-klagomål.docx
+++ b/klagomål/A 47858-2025 FSC-klagomål.docx
@@ -830,7 +830,7 @@
     <w:r>
       <w:tab/>
       <w:tab/>
-      <w:t>2026-10-19</w:t>
+      <w:t>2026-10-20</w:t>
       <w:br/>
       <w:br/>
     </w:r>

--- a/klagomål/A 47858-2025 FSC-klagomål.docx
+++ b/klagomål/A 47858-2025 FSC-klagomål.docx
@@ -830,7 +830,7 @@
     <w:r>
       <w:tab/>
       <w:tab/>
-      <w:t>2026-10-20</w:t>
+      <w:t>2026-10-21</w:t>
       <w:br/>
       <w:br/>
     </w:r>

--- a/klagomål/A 47858-2025 FSC-klagomål.docx
+++ b/klagomål/A 47858-2025 FSC-klagomål.docx
@@ -830,7 +830,7 @@
     <w:r>
       <w:tab/>
       <w:tab/>
-      <w:t>2026-10-21</w:t>
+      <w:t>2026-10-22</w:t>
       <w:br/>
       <w:br/>
     </w:r>

--- a/klagomål/A 47858-2025 FSC-klagomål.docx
+++ b/klagomål/A 47858-2025 FSC-klagomål.docx
@@ -830,7 +830,7 @@
     <w:r>
       <w:tab/>
       <w:tab/>
-      <w:t>2026-10-22</w:t>
+      <w:t>2026-10-23</w:t>
       <w:br/>
       <w:br/>
     </w:r>

--- a/klagomål/A 47858-2025 FSC-klagomål.docx
+++ b/klagomål/A 47858-2025 FSC-klagomål.docx
@@ -830,7 +830,7 @@
     <w:r>
       <w:tab/>
       <w:tab/>
-      <w:t>2026-10-23</w:t>
+      <w:t>2026-10-24</w:t>
       <w:br/>
       <w:br/>
     </w:r>

--- a/klagomål/A 47858-2025 FSC-klagomål.docx
+++ b/klagomål/A 47858-2025 FSC-klagomål.docx
@@ -830,7 +830,7 @@
     <w:r>
       <w:tab/>
       <w:tab/>
-      <w:t>2026-10-24</w:t>
+      <w:t>2026-10-25</w:t>
       <w:br/>
       <w:br/>
     </w:r>

--- a/klagomål/A 47858-2025 FSC-klagomål.docx
+++ b/klagomål/A 47858-2025 FSC-klagomål.docx
@@ -830,7 +830,7 @@
     <w:r>
       <w:tab/>
       <w:tab/>
-      <w:t>2026-10-25</w:t>
+      <w:t>2026-10-26</w:t>
       <w:br/>
       <w:br/>
     </w:r>

--- a/klagomål/A 47858-2025 FSC-klagomål.docx
+++ b/klagomål/A 47858-2025 FSC-klagomål.docx
@@ -830,7 +830,7 @@
     <w:r>
       <w:tab/>
       <w:tab/>
-      <w:t>2026-10-26</w:t>
+      <w:t>2026-10-27</w:t>
       <w:br/>
       <w:br/>
     </w:r>

--- a/klagomål/A 47858-2025 FSC-klagomål.docx
+++ b/klagomål/A 47858-2025 FSC-klagomål.docx
@@ -830,7 +830,7 @@
     <w:r>
       <w:tab/>
       <w:tab/>
-      <w:t>2026-10-27</w:t>
+      <w:t>2026-10-28</w:t>
       <w:br/>
       <w:br/>
     </w:r>

--- a/klagomål/A 47858-2025 FSC-klagomål.docx
+++ b/klagomål/A 47858-2025 FSC-klagomål.docx
@@ -830,7 +830,7 @@
     <w:r>
       <w:tab/>
       <w:tab/>
-      <w:t>2026-10-28</w:t>
+      <w:t>2026-10-29</w:t>
       <w:br/>
       <w:br/>
     </w:r>

--- a/klagomål/A 47858-2025 FSC-klagomål.docx
+++ b/klagomål/A 47858-2025 FSC-klagomål.docx
@@ -830,7 +830,7 @@
     <w:r>
       <w:tab/>
       <w:tab/>
-      <w:t>2026-10-29</w:t>
+      <w:t>2026-10-31</w:t>
       <w:br/>
       <w:br/>
     </w:r>
